--- a/apps/legal-docs-blueprints/templates/inversiones/anexo3/carta_instruccion_mujer.docx
+++ b/apps/legal-docs-blueprints/templates/inversiones/anexo3/carta_instruccion_mujer.docx
@@ -1022,11 +1022,24 @@
     <w:p>
       <w:pPr>
         <w:pStyle w:val="normal1"/>
+        <w:widowControl w:val="false"/>
+        <w:shd w:val="clear" w:fill="auto"/>
+        <w:spacing w:lineRule="auto" w:line="240" w:before="0" w:after="0"/>
+        <w:ind w:hanging="0" w:left="360" w:right="0"/>
+        <w:jc w:val="left"/>
+        <w:rPr/>
+      </w:pPr>
+      <w:r>
+        <w:rPr/>
+      </w:r>
+    </w:p>
+    <w:p>
+      <w:pPr>
+        <w:pStyle w:val="normal1"/>
         <w:keepNext w:val="false"/>
         <w:keepLines w:val="false"/>
         <w:pageBreakBefore w:val="false"/>
         <w:widowControl w:val="false"/>
-        <w:shd w:val="clear" w:fill="auto"/>
         <w:tabs>
           <w:tab w:val="clear" w:pos="720"/>
           <w:tab w:val="left" w:pos="3616" w:leader="none"/>
@@ -1035,45 +1048,45 @@
         <w:ind w:hanging="0" w:left="360" w:right="0"/>
         <w:jc w:val="left"/>
         <w:rPr>
-          <w:rFonts w:ascii="Cambria" w:hAnsi="Cambria" w:eastAsia="Cambria" w:cs="Cambria"/>
-          <w:b w:val="false"/>
-          <w:bCs w:val="false"/>
-          <w:i w:val="false"/>
-          <w:i w:val="false"/>
-          <w:iCs w:val="false"/>
-          <w:caps w:val="false"/>
-          <w:smallCaps w:val="false"/>
-          <w:strike w:val="false"/>
-          <w:dstrike w:val="false"/>
-          <w:color w:val="000000"/>
-          <w:position w:val="0"/>
-          <w:sz w:val="22"/>
-          <w:sz w:val="22"/>
-          <w:szCs w:val="22"/>
-          <w:shd w:fill="auto" w:val="clear"/>
-          <w:vertAlign w:val="baseline"/>
-        </w:rPr>
-      </w:pPr>
-      <w:r>
-        <w:rPr>
-          <w:rFonts w:eastAsia="Cambria" w:cs="Cambria"/>
-          <w:b w:val="false"/>
-          <w:bCs w:val="false"/>
-          <w:i w:val="false"/>
-          <w:iCs w:val="false"/>
-          <w:caps w:val="false"/>
-          <w:smallCaps w:val="false"/>
-          <w:strike w:val="false"/>
-          <w:dstrike w:val="false"/>
-          <w:color w:val="000000"/>
-          <w:position w:val="0"/>
-          <w:sz w:val="22"/>
-          <w:sz w:val="22"/>
-          <w:szCs w:val="22"/>
-          <w:shd w:fill="auto" w:val="clear"/>
-          <w:vertAlign w:val="baseline"/>
-        </w:rPr>
-        <w:t>Firma: __________________________________________</w:t>
+          <w:rFonts w:eastAsia="Cambria" w:cs="Cambria"/>
+          <w:b w:val="false"/>
+          <w:bCs w:val="false"/>
+          <w:i w:val="false"/>
+          <w:i w:val="false"/>
+          <w:iCs w:val="false"/>
+          <w:caps w:val="false"/>
+          <w:smallCaps w:val="false"/>
+          <w:strike w:val="false"/>
+          <w:dstrike w:val="false"/>
+          <w:color w:val="000000"/>
+          <w:position w:val="0"/>
+          <w:sz w:val="22"/>
+          <w:sz w:val="22"/>
+          <w:szCs w:val="22"/>
+          <w:shd w:fill="auto" w:val="clear"/>
+          <w:vertAlign w:val="baseline"/>
+        </w:rPr>
+      </w:pPr>
+      <w:r>
+        <w:rPr>
+          <w:rFonts w:eastAsia="Cambria" w:cs="Cambria"/>
+          <w:b w:val="false"/>
+          <w:bCs w:val="false"/>
+          <w:i w:val="false"/>
+          <w:iCs w:val="false"/>
+          <w:caps w:val="false"/>
+          <w:smallCaps w:val="false"/>
+          <w:strike w:val="false"/>
+          <w:dstrike w:val="false"/>
+          <w:color w:val="000000"/>
+          <w:position w:val="0"/>
+          <w:sz w:val="22"/>
+          <w:sz w:val="22"/>
+          <w:szCs w:val="22"/>
+          <w:shd w:fill="auto" w:val="clear"/>
+          <w:vertAlign w:val="baseline"/>
+        </w:rPr>
+        <w:t>Firma: _________________________________________</w:t>
       </w:r>
     </w:p>
     <w:p>
@@ -1280,6 +1293,40 @@
         </w:rPr>
         <w:t>{nombreCompleto}</w:t>
       </w:r>
+    </w:p>
+    <w:p>
+      <w:pPr>
+        <w:pStyle w:val="normal1"/>
+        <w:widowControl w:val="false"/>
+        <w:shd w:val="clear" w:fill="auto"/>
+        <w:tabs>
+          <w:tab w:val="clear" w:pos="720"/>
+          <w:tab w:val="left" w:pos="7727" w:leader="none"/>
+        </w:tabs>
+        <w:spacing w:lineRule="auto" w:line="240" w:before="1" w:after="0"/>
+        <w:ind w:hanging="0" w:left="360" w:right="1596"/>
+        <w:jc w:val="left"/>
+        <w:rPr>
+          <w:rFonts w:ascii="Cambria" w:hAnsi="Cambria" w:eastAsia="Cambria" w:cs="Cambria"/>
+          <w:b w:val="false"/>
+          <w:bCs w:val="false"/>
+          <w:i w:val="false"/>
+          <w:i w:val="false"/>
+          <w:iCs w:val="false"/>
+          <w:caps w:val="false"/>
+          <w:smallCaps w:val="false"/>
+          <w:strike w:val="false"/>
+          <w:dstrike w:val="false"/>
+          <w:color w:val="000000"/>
+          <w:position w:val="0"/>
+          <w:sz w:val="22"/>
+          <w:sz w:val="22"/>
+          <w:szCs w:val="22"/>
+          <w:u w:val="none"/>
+          <w:shd w:fill="auto" w:val="clear"/>
+          <w:vertAlign w:val="baseline"/>
+        </w:rPr>
+      </w:pPr>
       <w:r>
         <w:rPr>
           <w:rFonts w:eastAsia="Cambria" w:cs="Cambria"/>
@@ -1414,37 +1461,6 @@
           <w:vertAlign w:val="baseline"/>
         </w:rPr>
         <w:tab/>
-      </w:r>
-      <w:r>
-        <w:rPr>
-          <w:rFonts w:eastAsia="Cambria" w:cs="Cambria"/>
-          <w:b w:val="false"/>
-          <w:bCs w:val="false"/>
-          <w:i w:val="false"/>
-          <w:iCs w:val="false"/>
-          <w:caps w:val="false"/>
-          <w:smallCaps w:val="false"/>
-          <w:strike w:val="false"/>
-          <w:dstrike w:val="false"/>
-          <w:color w:val="000000"/>
-          <w:position w:val="0"/>
-          <w:sz w:val="22"/>
-          <w:sz w:val="22"/>
-          <w:szCs w:val="22"/>
-          <w:u w:val="single"/>
-          <w:shd w:fill="auto" w:val="clear"/>
-          <w:vertAlign w:val="baseline"/>
-        </w:rPr>
-        <w:t xml:space="preserve"> </w:t>
-      </w:r>
-    </w:p>
-    <w:p>
-      <w:pPr>
-        <w:pStyle w:val="normal1"/>
-        <w:rPr/>
-      </w:pPr>
-      <w:r>
-        <w:rPr/>
       </w:r>
     </w:p>
     <w:sectPr>
@@ -2161,6 +2177,30 @@
       <w:lang w:val="es-ES"/>
     </w:rPr>
   </w:style>
+  <w:style w:type="character" w:styleId="Caracteresdenotaalpie">
+    <w:name w:val="Caracteres de nota al pie"/>
+    <w:qFormat/>
+    <w:rPr/>
+  </w:style>
+  <w:style w:type="character" w:styleId="Caracteresdenotafinal">
+    <w:name w:val="Caracteres de nota final"/>
+    <w:qFormat/>
+    <w:rPr/>
+  </w:style>
+  <w:style w:type="character" w:styleId="Hyperlink">
+    <w:name w:val="Hyperlink"/>
+    <w:rPr>
+      <w:color w:val="000080"/>
+      <w:u w:val="single"/>
+    </w:rPr>
+  </w:style>
+  <w:style w:type="character" w:styleId="FollowedHyperlink">
+    <w:name w:val="FollowedHyperlink"/>
+    <w:rPr>
+      <w:color w:val="800000"/>
+      <w:u w:val="single"/>
+    </w:rPr>
+  </w:style>
   <w:style w:type="paragraph" w:styleId="Ttulo">
     <w:name w:val="Título"/>
     <w:basedOn w:val="Normal"/>
@@ -2330,6 +2370,15 @@
       <w:szCs w:val="48"/>
     </w:rPr>
   </w:style>
+  <w:style w:type="paragraph" w:styleId="Contenidodelista">
+    <w:name w:val="Contenido de lista"/>
+    <w:basedOn w:val="Normal"/>
+    <w:qFormat/>
+    <w:pPr>
+      <w:ind w:left="567"/>
+    </w:pPr>
+    <w:rPr/>
+  </w:style>
   <w:style w:type="numbering" w:styleId="Ningunalista" w:default="1">
     <w:name w:val="Ninguna lista"/>
     <w:uiPriority w:val="99"/>
@@ -2377,9 +2426,9 @@
 </file>
 
 <file path=word/theme/theme1.xml><?xml version="1.0" encoding="utf-8"?>
-<a:theme xmlns:a="http://schemas.openxmlformats.org/drawingml/2006/main" xmlns:r="http://schemas.openxmlformats.org/officeDocument/2006/relationships" name="Tema de Office">
+<a:theme xmlns:a="http://schemas.openxmlformats.org/drawingml/2006/main" xmlns:r="http://schemas.openxmlformats.org/officeDocument/2006/relationships" name="Office">
   <a:themeElements>
-    <a:clrScheme name="Office">
+    <a:clrScheme name="LibreOffice">
       <a:dk1>
         <a:srgbClr val="000000"/>
       </a:dk1>
@@ -2387,46 +2436,46 @@
         <a:srgbClr val="ffffff"/>
       </a:lt1>
       <a:dk2>
-        <a:srgbClr val="44546a"/>
+        <a:srgbClr val="000000"/>
       </a:dk2>
       <a:lt2>
-        <a:srgbClr val="e7e6e6"/>
+        <a:srgbClr val="ffffff"/>
       </a:lt2>
       <a:accent1>
-        <a:srgbClr val="5b9bd5"/>
+        <a:srgbClr val="18a303"/>
       </a:accent1>
       <a:accent2>
-        <a:srgbClr val="ed7d31"/>
+        <a:srgbClr val="0369a3"/>
       </a:accent2>
       <a:accent3>
-        <a:srgbClr val="a5a5a5"/>
+        <a:srgbClr val="a33e03"/>
       </a:accent3>
       <a:accent4>
-        <a:srgbClr val="ffc000"/>
+        <a:srgbClr val="8e03a3"/>
       </a:accent4>
       <a:accent5>
-        <a:srgbClr val="4472c4"/>
+        <a:srgbClr val="c99c00"/>
       </a:accent5>
       <a:accent6>
-        <a:srgbClr val="70ad47"/>
+        <a:srgbClr val="c9211e"/>
       </a:accent6>
       <a:hlink>
-        <a:srgbClr val="0563c1"/>
+        <a:srgbClr val="0000ee"/>
       </a:hlink>
       <a:folHlink>
-        <a:srgbClr val="954f72"/>
+        <a:srgbClr val="551a8b"/>
       </a:folHlink>
     </a:clrScheme>
     <a:fontScheme name="Office">
       <a:majorFont>
-        <a:latin typeface="Calibri Light" panose="020F0302020204030204" pitchFamily="0" charset="1"/>
-        <a:ea typeface=""/>
-        <a:cs typeface=""/>
+        <a:latin typeface="Arial" pitchFamily="0" charset="1"/>
+        <a:ea typeface="DejaVu Sans" pitchFamily="0" charset="1"/>
+        <a:cs typeface="DejaVu Sans" pitchFamily="0" charset="1"/>
       </a:majorFont>
       <a:minorFont>
-        <a:latin typeface="Calibri" panose="020F0502020204030204" pitchFamily="0" charset="1"/>
-        <a:ea typeface=""/>
-        <a:cs typeface=""/>
+        <a:latin typeface="Arial" pitchFamily="0" charset="1"/>
+        <a:ea typeface="DejaVu Sans" pitchFamily="0" charset="1"/>
+        <a:cs typeface="DejaVu Sans" pitchFamily="0" charset="1"/>
       </a:minorFont>
     </a:fontScheme>
     <a:fmtScheme>
@@ -2434,67 +2483,25 @@
         <a:solidFill>
           <a:schemeClr val="phClr"/>
         </a:solidFill>
-        <a:gradFill>
-          <a:gsLst>
-            <a:gs pos="0">
-              <a:schemeClr val="phClr">
-                <a:lumMod val="110000"/>
-                <a:tint val="67000"/>
-              </a:schemeClr>
-            </a:gs>
-            <a:gs pos="50000">
-              <a:schemeClr val="phClr">
-                <a:lumMod val="105000"/>
-                <a:tint val="73000"/>
-              </a:schemeClr>
-            </a:gs>
-            <a:gs pos="100000">
-              <a:schemeClr val="phClr">
-                <a:lumMod val="105000"/>
-                <a:tint val="81000"/>
-              </a:schemeClr>
-            </a:gs>
-          </a:gsLst>
-          <a:lin ang="5400000" scaled="0"/>
-          <a:tileRect l="0" t="0" r="0" b="0"/>
-        </a:gradFill>
-        <a:gradFill>
-          <a:gsLst>
-            <a:gs pos="0">
-              <a:schemeClr val="phClr">
-                <a:lumMod val="102000"/>
-                <a:tint val="94000"/>
-              </a:schemeClr>
-            </a:gs>
-            <a:gs pos="50000">
-              <a:schemeClr val="phClr">
-                <a:lumMod val="100000"/>
-                <a:shade val="100000"/>
-              </a:schemeClr>
-            </a:gs>
-            <a:gs pos="100000">
-              <a:schemeClr val="phClr">
-                <a:lumMod val="99000"/>
-                <a:shade val="78000"/>
-              </a:schemeClr>
-            </a:gs>
-          </a:gsLst>
-          <a:lin ang="5400000" scaled="0"/>
-          <a:tileRect l="0" t="0" r="0" b="0"/>
-        </a:gradFill>
+        <a:solidFill>
+          <a:schemeClr val="phClr"/>
+        </a:solidFill>
+        <a:solidFill>
+          <a:schemeClr val="phClr"/>
+        </a:solidFill>
       </a:fillStyleLst>
       <a:lnStyleLst>
         <a:ln w="6350" cap="flat" cmpd="sng" algn="ctr">
           <a:prstDash val="solid"/>
-          <a:miter lim="800000"/>
+          <a:miter/>
         </a:ln>
-        <a:ln w="12700" cap="flat" cmpd="sng" algn="ctr">
+        <a:ln w="6350" cap="flat" cmpd="sng" algn="ctr">
           <a:prstDash val="solid"/>
-          <a:miter lim="800000"/>
+          <a:miter/>
         </a:ln>
-        <a:ln w="19050" cap="flat" cmpd="sng" algn="ctr">
+        <a:ln w="6350" cap="flat" cmpd="sng" algn="ctr">
           <a:prstDash val="solid"/>
-          <a:miter lim="800000"/>
+          <a:miter/>
         </a:ln>
       </a:lnStyleLst>
       <a:effectStyleLst>
@@ -2513,35 +2520,11 @@
           <a:schemeClr val="phClr"/>
         </a:solidFill>
         <a:solidFill>
-          <a:schemeClr val="phClr">
-            <a:tint val="95000"/>
-          </a:schemeClr>
+          <a:schemeClr val="phClr"/>
         </a:solidFill>
-        <a:gradFill>
-          <a:gsLst>
-            <a:gs pos="0">
-              <a:schemeClr val="phClr">
-                <a:tint val="93000"/>
-                <a:shade val="98000"/>
-                <a:lumMod val="102000"/>
-              </a:schemeClr>
-            </a:gs>
-            <a:gs pos="50000">
-              <a:schemeClr val="phClr">
-                <a:tint val="98000"/>
-                <a:shade val="90000"/>
-                <a:lumMod val="103000"/>
-              </a:schemeClr>
-            </a:gs>
-            <a:gs pos="100000">
-              <a:schemeClr val="phClr">
-                <a:shade val="63000"/>
-              </a:schemeClr>
-            </a:gs>
-          </a:gsLst>
-          <a:lin ang="5400000" scaled="0"/>
-          <a:tileRect l="0" t="0" r="0" b="0"/>
-        </a:gradFill>
+        <a:solidFill>
+          <a:schemeClr val="phClr"/>
+        </a:solidFill>
       </a:bgFillStyleLst>
     </a:fmtScheme>
   </a:themeElements>
